--- a/testakten/nachehelicher-unterhalt-befristung-1578b-muenster/07_bisheriger_unterhaltstitel_vergleich.docx
+++ b/testakten/nachehelicher-unterhalt-befristung-1578b-muenster/07_bisheriger_unterhaltstitel_vergleich.docx
@@ -67,7 +67,7 @@
         <w:jc w:val="left"/>
       </w:pPr>
       <w:r>
-        <w:t>Entscheidend für die Abänderbarkeit ist, ob der Vergleich eine Aussage zur Befristung oder Herabsetzung nach § 1578b BGB trifft. Drei Varianten sind denkbar und nach dem genauen Wortlaut zu unterscheiden.</w:t>
+        <w:t>Entscheidend für die Abänderbarkeit ist, ob der Vergleich eine Aussage zur Befristung oder Herabsetzung nach Paragraf 1578b BGB trifft. Drei Varianten sind denkbar und nach dem genauen Wortlaut zu unterscheiden.</w:t>
       </w:r>
     </w:p>
     <w:p>
@@ -75,7 +75,7 @@
         <w:jc w:val="left"/>
       </w:pPr>
       <w:r>
-        <w:t>3.1 Der Vergleich schweigt zur Befristung. Dann ist im Wege der Auslegung zu ermitteln, ob die Befristungsfrage bewusst offengehalten wurde oder ob die Beteiligten eine unbefristete Regelung wollten. Bei offengehaltener Frage ist eine spätere Befristung über § 238 FamFG leichter zugänglich.</w:t>
+        <w:t>3.1 Der Vergleich schweigt zur Befristung. Dann ist im Wege der Auslegung zu ermitteln, ob die Befristungsfrage bewusst offengehalten wurde oder ob die Beteiligten eine unbefristete Regelung wollten. Bei offengehaltener Frage ist eine spätere Befristung über Paragraf 238 FamFG leichter zugänglich.</w:t>
       </w:r>
     </w:p>
     <w:p>
@@ -110,7 +110,7 @@
         <w:jc w:val="left"/>
       </w:pPr>
       <w:r>
-        <w:t>Der vollständige Wortlaut des Protokolls ist beim Amtsgericht Münster anzufordern. Erst danach kann beurteilt werden, ob der Abänderungsantrag allein auf § 1578b BGB gestützt werden kann oder ob zusätzlich eine wesentliche Veränderung darzulegen ist. Die behauptete neue Lebensgemeinschaft und der Wegfall der Kinderbetreuung wären solche Veränderungen, ebenso die seit 2021 gestiegene Erwerbstätigkeit von Frau Voßkamp.</w:t>
+        <w:t>Der vollständige Wortlaut des Protokolls ist beim Amtsgericht Münster anzufordern. Erst danach kann beurteilt werden, ob der Abänderungsantrag allein auf Paragraf 1578b BGB gestützt werden kann oder ob zusätzlich eine wesentliche Veränderung darzulegen ist. Die behauptete neue Lebensgemeinschaft und der Wegfall der Kinderbetreuung wären solche Veränderungen, ebenso die seit 2021 gestiegene Erwerbstätigkeit von Frau Voßkamp.</w:t>
       </w:r>
     </w:p>
     <w:p>
